--- a/dist/submission_v2/CD1_ChuyenDe1_VN.docx
+++ b/dist/submission_v2/CD1_ChuyenDe1_VN.docx
@@ -322,6 +322,42 @@
       </w:r>
       <w:r>
         <w:t xml:space="preserve">: hiệu quả doanh nghiệp; châu Á; WBES; thực trạng; năng suất lao động; doanh nghiệp vừa và nhỏ; phân nhóm con Advanced; SIDS Thái Bình Dương.</w:t>
+      </w:r>
+    </w:p>
+    <w:p>
+      <w:pPr>
+        <w:pStyle w:val="BodyText"/>
+      </w:pPr>
+      <w:r>
+        <w:rPr>
+          <w:bCs/>
+          <w:b/>
+        </w:rPr>
+        <w:t xml:space="preserve">Phân loại JEL:</w:t>
+      </w:r>
+      <w:r>
+        <w:t xml:space="preserve"> </w:t>
+      </w:r>
+      <w:r>
+        <w:t xml:space="preserve">F23; O53; L25; D22; O19.</w:t>
+      </w:r>
+    </w:p>
+    <w:p>
+      <w:pPr>
+        <w:pStyle w:val="BodyText"/>
+      </w:pPr>
+      <w:r>
+        <w:rPr>
+          <w:bCs/>
+          <w:b/>
+        </w:rPr>
+        <w:t xml:space="preserve">Loại bài:</w:t>
+      </w:r>
+      <w:r>
+        <w:t xml:space="preserve"> </w:t>
+      </w:r>
+      <w:r>
+        <w:t xml:space="preserve">Chuyên đề tiến sĩ.</w:t>
       </w:r>
     </w:p>
     <w:p>
@@ -9383,7 +9419,7 @@
               <w:jc w:val="left"/>
             </w:pPr>
             <w:r>
-              <w:t xml:space="preserve">(gợi ý — §2.3.5.2 rào cản #1)</w:t>
+              <w:t xml:space="preserve">(gợi ý — Mục 2.3.5.2 rào cản #1)</w:t>
             </w:r>
           </w:p>
         </w:tc>
@@ -9448,7 +9484,7 @@
               <w:jc w:val="left"/>
             </w:pPr>
             <w:r>
-              <w:t xml:space="preserve">§2.3.5.2 rào cản #4</w:t>
+              <w:t xml:space="preserve">Mục 2.3.5.2 rào cản #4</w:t>
             </w:r>
           </w:p>
         </w:tc>
@@ -9519,7 +9555,7 @@
               <w:jc w:val="left"/>
             </w:pPr>
             <w:r>
-              <w:t xml:space="preserve">FSTS đã đo §2.3.3</w:t>
+              <w:t xml:space="preserve">FSTS đã đo Mục 2.3.3</w:t>
             </w:r>
           </w:p>
         </w:tc>
@@ -9599,7 +9635,7 @@
               <w:jc w:val="left"/>
             </w:pPr>
             <w:r>
-              <w:t xml:space="preserve">§2.3.6.2</w:t>
+              <w:t xml:space="preserve">Mục 2.3.6.2</w:t>
             </w:r>
           </w:p>
         </w:tc>

--- a/dist/submission_v2/CD1_ChuyenDe1_VN.docx
+++ b/dist/submission_v2/CD1_ChuyenDe1_VN.docx
@@ -6418,7 +6418,24 @@
         <w:t xml:space="preserve">mở rộng có điều kiện</w:t>
       </w:r>
       <w:r>
-        <w:t xml:space="preserve">: tương tác DAI×FSTS² dương mạnh (β=3,119, p=0,005), tức Tier 1+2 là đòn bẩy.</w:t>
+        <w:t xml:space="preserve">: tương tác DAI×FSTS² dương mạnh (</w:t>
+      </w:r>
+      <m:oMath>
+        <m:r>
+          <m:t>β</m:t>
+        </m:r>
+        <m:r>
+          <m:rPr>
+            <m:sty m:val="p"/>
+          </m:rPr>
+          <m:t>=</m:t>
+        </m:r>
+        <m:r>
+          <m:t>3.119</m:t>
+        </m:r>
+      </m:oMath>
+      <w:r>
+        <w:t xml:space="preserve">, p=0,005), tức Tier 1+2 là đòn bẩy.</w:t>
       </w:r>
     </w:p>
     <w:p>
@@ -6449,7 +6466,27 @@
         <w:t xml:space="preserve"> </w:t>
       </w:r>
       <w:r>
-        <w:t xml:space="preserve">(TCI z biến công cụ β=1,639, p&lt;0,001, ước lượng 2SLS vững). Singapore thể hiện</w:t>
+        <w:t xml:space="preserve">(TCI z biến công cụ</w:t>
+      </w:r>
+      <w:r>
+        <w:t xml:space="preserve"> </w:t>
+      </w:r>
+      <m:oMath>
+        <m:r>
+          <m:t>β</m:t>
+        </m:r>
+        <m:r>
+          <m:rPr>
+            <m:sty m:val="p"/>
+          </m:rPr>
+          <m:t>=</m:t>
+        </m:r>
+        <m:r>
+          <m:t>1.639</m:t>
+        </m:r>
+      </m:oMath>
+      <w:r>
+        <w:t xml:space="preserve">, p&lt;0,001, ước lượng 2SLS vững). Singapore thể hiện</w:t>
       </w:r>
       <w:r>
         <w:t xml:space="preserve"> </w:t>
